--- a/Help/Turkce/LolinNew_Adresleri.docx
+++ b/Help/Turkce/LolinNew_Adresleri.docx
@@ -42,7 +42,7 @@
           <w:rPr>
             <w:rStyle w:val="Kpr"/>
           </w:rPr>
-          <w:t>http://192.168.2.217/Menu0</w:t>
+          <w:t>http://192.168.2.143/Menu0</w:t>
         </w:r>
       </w:hyperlink>
       <w:r>
@@ -110,7 +110,7 @@
           <w:rPr>
             <w:rStyle w:val="Kpr"/>
           </w:rPr>
-          <w:t>http://192.168.2.84/</w:t>
+          <w:t>http://192.168.2.7/</w:t>
         </w:r>
       </w:hyperlink>
       <w:r>
@@ -130,7 +130,19 @@
           <w:rPr>
             <w:rStyle w:val="Kpr"/>
           </w:rPr>
-          <w:t>http://192.168.2.83/</w:t>
+          <w:t>http://</w:t>
+        </w:r>
+        <w:r>
+          <w:rPr>
+            <w:rStyle w:val="Kpr"/>
+          </w:rPr>
+          <w:t xml:space="preserve"> 192.168.2.145</w:t>
+        </w:r>
+        <w:r>
+          <w:rPr>
+            <w:rStyle w:val="Kpr"/>
+          </w:rPr>
+          <w:t>/</w:t>
         </w:r>
       </w:hyperlink>
       <w:r>
